--- a/Proyecto 1/Esquema de todo.docx
+++ b/Proyecto 1/Esquema de todo.docx
@@ -2,6 +2,22 @@
 <file path=word/document.xml><?xml version="1.0" encoding="utf-8"?>
 <w:document xmlns:wpc="http://schemas.microsoft.com/office/word/2010/wordprocessingCanvas" xmlns:cx="http://schemas.microsoft.com/office/drawing/2014/chartex" xmlns:cx1="http://schemas.microsoft.com/office/drawing/2015/9/8/chartex" xmlns:cx2="http://schemas.microsoft.com/office/drawing/2015/10/21/chartex" xmlns:cx3="http://schemas.microsoft.com/office/drawing/2016/5/9/chartex" xmlns:cx4="http://schemas.microsoft.com/office/drawing/2016/5/10/chartex" xmlns:cx5="http://schemas.microsoft.com/office/drawing/2016/5/11/chartex" xmlns:cx6="http://schemas.microsoft.com/office/drawing/2016/5/12/chartex" xmlns:cx7="http://schemas.microsoft.com/office/drawing/2016/5/13/chartex" xmlns:cx8="http://schemas.microsoft.com/office/drawing/2016/5/14/chartex" xmlns:mc="http://schemas.openxmlformats.org/markup-compatibility/2006" xmlns:aink="http://schemas.microsoft.com/office/drawing/2016/ink" xmlns:am3d="http://schemas.microsoft.com/office/drawing/2017/model3d" xmlns:o="urn:schemas-microsoft-com:office:office" xmlns:oel="http://schemas.microsoft.com/office/2019/extlst" xmlns:r="http://schemas.openxmlformats.org/officeDocument/2006/relationships" xmlns:m="http://schemas.openxmlformats.org/officeDocument/2006/math" xmlns:v="urn:schemas-microsoft-com:vml" xmlns:wp14="http://schemas.microsoft.com/office/word/2010/wordprocessingDrawing" xmlns:wp="http://schemas.openxmlformats.org/drawingml/2006/wordprocessingDrawing" xmlns:w10="urn:schemas-microsoft-com:office:word" xmlns:w="http://schemas.openxmlformats.org/wordprocessingml/2006/main" xmlns:w14="http://schemas.microsoft.com/office/word/2010/wordml" xmlns:w15="http://schemas.microsoft.com/office/word/2012/wordml" xmlns:w16cex="http://schemas.microsoft.com/office/word/2018/wordml/cex" xmlns:w16cid="http://schemas.microsoft.com/office/word/2016/wordml/cid" xmlns:w16="http://schemas.microsoft.com/office/word/2018/wordml" xmlns:w16du="http://schemas.microsoft.com/office/word/2023/wordml/word16du" xmlns:w16sdtdh="http://schemas.microsoft.com/office/word/2020/wordml/sdtdatahash" xmlns:w16sdtfl="http://schemas.microsoft.com/office/word/2024/wordml/sdtformatlock" xmlns:w16se="http://schemas.microsoft.com/office/word/2015/wordml/symex" xmlns:wpg="http://schemas.microsoft.com/office/word/2010/wordprocessingGroup" xmlns:wpi="http://schemas.microsoft.com/office/word/2010/wordprocessingInk" xmlns:wne="http://schemas.microsoft.com/office/word/2006/wordml" xmlns:wps="http://schemas.microsoft.com/office/word/2010/wordprocessingShape" mc:Ignorable="w14 w15 w16se w16cid w16 w16cex w16sdtdh w16sdtfl w16du wp14">
   <w:body>
+    <w:p>
+      <w:pPr>
+        <w:jc w:val="both"/>
+        <w:rPr>
+          <w:b/>
+          <w:bCs/>
+        </w:rPr>
+      </w:pPr>
+      <w:r>
+        <w:rPr>
+          <w:b/>
+          <w:bCs/>
+        </w:rPr>
+        <w:t>Cristian Alexander Juárez 22478</w:t>
+      </w:r>
+    </w:p>
     <w:p>
       <w:pPr>
         <w:jc w:val="center"/>
@@ -193,7 +209,6 @@
           <w:b/>
           <w:bCs/>
         </w:rPr>
-        <w:lastRenderedPageBreak/>
         <w:t>Datos Utilizados Para Timer0</w:t>
       </w:r>
     </w:p>
@@ -353,7 +368,6 @@
           <w:b/>
           <w:bCs/>
         </w:rPr>
-        <w:lastRenderedPageBreak/>
         <w:t>Variables e Interrupciones</w:t>
       </w:r>
     </w:p>
@@ -978,23 +992,7 @@
     </w:p>
     <w:p>
       <w:r>
-        <w:t xml:space="preserve">En los estados de interrupción lo que se hace es leer los pines que están configurados como interrupción y dependiendo de cual se presione realizar ciertos cambios. Por </w:t>
-      </w:r>
-      <w:proofErr w:type="gramStart"/>
-      <w:r>
-        <w:t>ejemplo</w:t>
-      </w:r>
-      <w:proofErr w:type="gramEnd"/>
-      <w:r>
-        <w:t xml:space="preserve"> PC0 incrementa estados, PC3 decrementa estados y los otros dos PC</w:t>
-      </w:r>
-      <w:proofErr w:type="gramStart"/>
-      <w:r>
-        <w:t>1,PC</w:t>
-      </w:r>
-      <w:proofErr w:type="gramEnd"/>
-      <w:r>
-        <w:t xml:space="preserve">2 son los que incrementan y decrementan lo que este en el displays o más específico se mueve en z en + o – para cambiar los datos. </w:t>
+        <w:t xml:space="preserve">En los estados de interrupción lo que se hace es leer los pines que están configurados como interrupción y dependiendo de cual se presione realizar ciertos cambios. Por ejemplo PC0 incrementa estados, PC3 decrementa estados y los otros dos PC1,PC2 son los que incrementan y decrementan lo que este en el displays o más específico se mueve en z en + o – para cambiar los datos. </w:t>
       </w:r>
     </w:p>
     <w:p/>
@@ -1283,6 +1281,58 @@
           </wp:inline>
         </w:drawing>
       </w:r>
+    </w:p>
+    <w:p>
+      <w:pPr>
+        <w:jc w:val="center"/>
+      </w:pPr>
+      <w:r>
+        <w:t>Link GitHub:</w:t>
+      </w:r>
+    </w:p>
+    <w:p>
+      <w:pPr>
+        <w:jc w:val="center"/>
+      </w:pPr>
+      <w:hyperlink r:id="rId23" w:history="1">
+        <w:r>
+          <w:rPr>
+            <w:rStyle w:val="Hipervnculo"/>
+          </w:rPr>
+          <w:t>https://github.com/crisjua/Seccion12-IE2023CristianJuarez-2026/tree/main/Proyecto%201/Proyecto%201</w:t>
+        </w:r>
+      </w:hyperlink>
+    </w:p>
+    <w:p>
+      <w:pPr>
+        <w:jc w:val="center"/>
+      </w:pPr>
+      <w:r>
+        <w:t>Link YouTube:</w:t>
+      </w:r>
+    </w:p>
+    <w:p>
+      <w:pPr>
+        <w:jc w:val="center"/>
+      </w:pPr>
+      <w:hyperlink r:id="rId24" w:history="1">
+        <w:r>
+          <w:rPr>
+            <w:rStyle w:val="Hipervnculo"/>
+          </w:rPr>
+          <w:t>https://youtu.be/zdsqCo75hn0</w:t>
+        </w:r>
+      </w:hyperlink>
+    </w:p>
+    <w:p>
+      <w:pPr>
+        <w:jc w:val="center"/>
+      </w:pPr>
+    </w:p>
+    <w:p>
+      <w:pPr>
+        <w:jc w:val="center"/>
+      </w:pPr>
     </w:p>
     <w:p>
       <w:pPr>
@@ -2315,6 +2365,29 @@
     <w:uiPriority w:val="99"/>
     <w:rsid w:val="00FC5A5F"/>
   </w:style>
+  <w:style w:type="character" w:styleId="Hipervnculo">
+    <w:name w:val="Hyperlink"/>
+    <w:basedOn w:val="Fuentedeprrafopredeter"/>
+    <w:uiPriority w:val="99"/>
+    <w:unhideWhenUsed/>
+    <w:rsid w:val="00645235"/>
+    <w:rPr>
+      <w:color w:val="467886" w:themeColor="hyperlink"/>
+      <w:u w:val="single"/>
+    </w:rPr>
+  </w:style>
+  <w:style w:type="character" w:styleId="Mencinsinresolver">
+    <w:name w:val="Unresolved Mention"/>
+    <w:basedOn w:val="Fuentedeprrafopredeter"/>
+    <w:uiPriority w:val="99"/>
+    <w:semiHidden/>
+    <w:unhideWhenUsed/>
+    <w:rsid w:val="00645235"/>
+    <w:rPr>
+      <w:color w:val="605E5C"/>
+      <w:shd w:val="clear" w:color="auto" w:fill="E1DFDD"/>
+    </w:rPr>
+  </w:style>
 </w:styles>
 </file>
 
